--- a/hin/docx/34.content.docx
+++ b/hin/docx/34.content.docx
@@ -136,13 +136,6 @@
         <w:rPr>
           <w:lang w:val="hi_IN" w:bidi="hi_IN"/>
         </w:rPr>
-      </w:r>
-      <w:r>
-        <w:rPr>
-          <w:i/>
-          <w:lang w:val="hi_IN" w:bidi="hi_IN"/>
-        </w:rPr>
-        <w:t>नहूम 1:2, नहूम 1:2(#2), नहूम 1:3, नहूम 1:4, नहूम 1:5, नहूम 1:7, नहूम 1:8, नहूम 1:13, नहूम 1:14, नहूम 1:15, नहूम 1:15 (#2), नहूम 2:2, नहूम 2:3, नहूम 2:4, नहूम 2:7, नहूम 2:8, नहूम 2:11, नहूम 2:12, नहूम 2:13, नहूम 3:1, नहूम 3:3, नहूम 3:4, नहूम 3:5–6, नहूम 3:8, नहूम 3:10, नहूम 3:12, नहूम 3:17, नहूम 3:19</w:t>
       </w:r>
       <w:r>
         <w:rPr>

--- a/hin/docx/34.content.docx
+++ b/hin/docx/34.content.docx
@@ -123,19 +123,6 @@
           <w:lang w:val="hi_IN" w:bidi="hi_IN"/>
         </w:rPr>
         <w:t>NAM</w:t>
-      </w:r>
-      <w:r>
-        <w:rPr>
-          <w:lang w:val="hi_IN" w:bidi="hi_IN"/>
-        </w:rPr>
-      </w:r>
-    </w:p>
-    <w:p>
-      <w:pPr/>
-      <w:r>
-        <w:rPr>
-          <w:lang w:val="hi_IN" w:bidi="hi_IN"/>
-        </w:rPr>
       </w:r>
       <w:r>
         <w:rPr>

--- a/hin/docx/34.content.docx
+++ b/hin/docx/34.content.docx
@@ -19,7 +19,7 @@
         <w:rPr>
           <w:lang w:val="hi_IN" w:bidi="hi_IN"/>
         </w:rPr>
-        <w:t>Resource: अनुवाद प्रश्न (unfoldingWord)</w:t>
+        <w:t>Resource: unfoldingWord® Translation Questions</w:t>
       </w:r>
       <w:r>
         <w:rPr>
@@ -85,7 +85,7 @@
         <w:rPr>
           <w:lang w:val="hi_IN" w:bidi="hi_IN"/>
         </w:rPr>
-        <w:t>अनुवाद प्रश्न (unfoldingWord)</w:t>
+        <w:t>unfoldingWord® Translation Questions</w:t>
       </w:r>
     </w:p>
     <w:p>
